--- a/ВИК/obrazecz-garantijnogo-pisma-25.docx
+++ b/ВИК/obrazecz-garantijnogo-pisma-25.docx
@@ -1,6 +1,6 @@
 
 <file path=word/document.xml><?xml version="1.0" encoding="utf-8"?>
-<w:document xmlns:wpc="http://schemas.microsoft.com/office/word/2010/wordprocessingCanvas" xmlns:cx="http://schemas.microsoft.com/office/drawing/2014/chartex" xmlns:cx1="http://schemas.microsoft.com/office/drawing/2015/9/8/chartex" xmlns:cx2="http://schemas.microsoft.com/office/drawing/2015/10/21/chartex" xmlns:cx3="http://schemas.microsoft.com/office/drawing/2016/5/9/chartex" xmlns:cx4="http://schemas.microsoft.com/office/drawing/2016/5/10/chartex" xmlns:cx5="http://schemas.microsoft.com/office/drawing/2016/5/11/chartex" xmlns:cx6="http://schemas.microsoft.com/office/drawing/2016/5/12/chartex" xmlns:cx7="http://schemas.microsoft.com/office/drawing/2016/5/13/chartex" xmlns:cx8="http://schemas.microsoft.com/office/drawing/2016/5/14/chartex" xmlns:mc="http://schemas.openxmlformats.org/markup-compatibility/2006" xmlns:aink="http://schemas.microsoft.com/office/drawing/2016/ink" xmlns:am3d="http://schemas.microsoft.com/office/drawing/2017/model3d" xmlns:o="urn:schemas-microsoft-com:office:office" xmlns:oel="http://schemas.microsoft.com/office/2019/extlst" xmlns:r="http://schemas.openxmlformats.org/officeDocument/2006/relationships" xmlns:m="http://schemas.openxmlformats.org/officeDocument/2006/math" xmlns:v="urn:schemas-microsoft-com:vml" xmlns:wp14="http://schemas.microsoft.com/office/word/2010/wordprocessingDrawing" xmlns:wp="http://schemas.openxmlformats.org/drawingml/2006/wordprocessingDrawing" xmlns:w10="urn:schemas-microsoft-com:office:word" xmlns:w="http://schemas.openxmlformats.org/wordprocessingml/2006/main" xmlns:w14="http://schemas.microsoft.com/office/word/2010/wordml" xmlns:w15="http://schemas.microsoft.com/office/word/2012/wordml" xmlns:w16cex="http://schemas.microsoft.com/office/word/2018/wordml/cex" xmlns:w16cid="http://schemas.microsoft.com/office/word/2016/wordml/cid" xmlns:w16="http://schemas.microsoft.com/office/word/2018/wordml" xmlns:w16sdtdh="http://schemas.microsoft.com/office/word/2020/wordml/sdtdatahash" xmlns:w16se="http://schemas.microsoft.com/office/word/2015/wordml/symex" xmlns:wpg="http://schemas.microsoft.com/office/word/2010/wordprocessingGroup" xmlns:wpi="http://schemas.microsoft.com/office/word/2010/wordprocessingInk" xmlns:wne="http://schemas.microsoft.com/office/word/2006/wordml" xmlns:wps="http://schemas.microsoft.com/office/word/2010/wordprocessingShape" mc:Ignorable="w14 w15 w16se w16cid w16 w16cex w16sdtdh wp14">
+<w:document xmlns:wpc="http://schemas.microsoft.com/office/word/2010/wordprocessingCanvas" xmlns:cx="http://schemas.microsoft.com/office/drawing/2014/chartex" xmlns:cx1="http://schemas.microsoft.com/office/drawing/2015/9/8/chartex" xmlns:cx2="http://schemas.microsoft.com/office/drawing/2015/10/21/chartex" xmlns:cx3="http://schemas.microsoft.com/office/drawing/2016/5/9/chartex" xmlns:cx4="http://schemas.microsoft.com/office/drawing/2016/5/10/chartex" xmlns:cx5="http://schemas.microsoft.com/office/drawing/2016/5/11/chartex" xmlns:cx6="http://schemas.microsoft.com/office/drawing/2016/5/12/chartex" xmlns:cx7="http://schemas.microsoft.com/office/drawing/2016/5/13/chartex" xmlns:cx8="http://schemas.microsoft.com/office/drawing/2016/5/14/chartex" xmlns:mc="http://schemas.openxmlformats.org/markup-compatibility/2006" xmlns:aink="http://schemas.microsoft.com/office/drawing/2016/ink" xmlns:am3d="http://schemas.microsoft.com/office/drawing/2017/model3d" xmlns:o="urn:schemas-microsoft-com:office:office" xmlns:r="http://schemas.openxmlformats.org/officeDocument/2006/relationships" xmlns:m="http://schemas.openxmlformats.org/officeDocument/2006/math" xmlns:v="urn:schemas-microsoft-com:vml" xmlns:wp14="http://schemas.microsoft.com/office/word/2010/wordprocessingDrawing" xmlns:wp="http://schemas.openxmlformats.org/drawingml/2006/wordprocessingDrawing" xmlns:w10="urn:schemas-microsoft-com:office:word" xmlns:w="http://schemas.openxmlformats.org/wordprocessingml/2006/main" xmlns:w14="http://schemas.microsoft.com/office/word/2010/wordml" xmlns:w15="http://schemas.microsoft.com/office/word/2012/wordml" xmlns:w16cex="http://schemas.microsoft.com/office/word/2018/wordml/cex" xmlns:w16cid="http://schemas.microsoft.com/office/word/2016/wordml/cid" xmlns:w16="http://schemas.microsoft.com/office/word/2018/wordml" xmlns:w16sdtdh="http://schemas.microsoft.com/office/word/2020/wordml/sdtdatahash" xmlns:w16se="http://schemas.microsoft.com/office/word/2015/wordml/symex" xmlns:wpg="http://schemas.microsoft.com/office/word/2010/wordprocessingGroup" xmlns:wpi="http://schemas.microsoft.com/office/word/2010/wordprocessingInk" xmlns:wne="http://schemas.microsoft.com/office/word/2006/wordml" xmlns:wps="http://schemas.microsoft.com/office/word/2010/wordprocessingShape" mc:Ignorable="w14 w15 w16se w16cid w16 w16cex w16sdtdh wp14">
   <w:body>
     <w:p>
       <w:pPr>
@@ -161,7 +161,233 @@
           <w:sz w:val="28"/>
           <w:szCs w:val="28"/>
         </w:rPr>
-        <w:t>Предприятие «Название» заинтересовано в разработке проекта на тему: «Тема проекта» и готово принять студента/аспиранта «Название вуза» Иванова Ивана Ивановича на акселерацию проекта (в рамках преддипломной практики*) в период с ______ 2025 г. по _____ 2025 г.</w:t>
+        <w:t xml:space="preserve">Предприятие </w:t>
+      </w:r>
+      <w:r>
+        <w:rPr>
+          <w:rFonts w:ascii="Times New Roman" w:eastAsia="Times New Roman" w:hAnsi="Times New Roman" w:cs="Times New Roman"/>
+          <w:sz w:val="28"/>
+          <w:szCs w:val="28"/>
+        </w:rPr>
+        <w:t>«ЛУКОЙЛ-Инженерные Навыки и Компетенции» (ЛИНК)</w:t>
+      </w:r>
+      <w:r>
+        <w:rPr>
+          <w:rFonts w:ascii="Times New Roman" w:eastAsia="Times New Roman" w:hAnsi="Times New Roman" w:cs="Times New Roman"/>
+          <w:sz w:val="28"/>
+          <w:szCs w:val="28"/>
+        </w:rPr>
+        <w:t xml:space="preserve"> </w:t>
+      </w:r>
+      <w:r>
+        <w:rPr>
+          <w:rFonts w:ascii="Times New Roman" w:eastAsia="Times New Roman" w:hAnsi="Times New Roman" w:cs="Times New Roman"/>
+          <w:sz w:val="28"/>
+          <w:szCs w:val="28"/>
+        </w:rPr>
+        <w:t>заинтересовано в разработке проекта на тему: «</w:t>
+      </w:r>
+      <w:r>
+        <w:rPr>
+          <w:rFonts w:ascii="Times New Roman" w:eastAsia="Times New Roman" w:hAnsi="Times New Roman" w:cs="Times New Roman"/>
+          <w:sz w:val="28"/>
+          <w:szCs w:val="28"/>
+        </w:rPr>
+        <w:t>Разработка моделей интеллектуальной диагностики и прогнозирования коррозионного износа критических участков трубопровод</w:t>
+      </w:r>
+      <w:r>
+        <w:rPr>
+          <w:rFonts w:ascii="Times New Roman" w:eastAsia="Times New Roman" w:hAnsi="Times New Roman" w:cs="Times New Roman"/>
+          <w:sz w:val="28"/>
+          <w:szCs w:val="28"/>
+        </w:rPr>
+        <w:t>ного оборудования</w:t>
+      </w:r>
+      <w:r>
+        <w:rPr>
+          <w:rFonts w:ascii="Times New Roman" w:eastAsia="Times New Roman" w:hAnsi="Times New Roman" w:cs="Times New Roman"/>
+          <w:sz w:val="28"/>
+          <w:szCs w:val="28"/>
+        </w:rPr>
+        <w:t xml:space="preserve"> нефтеперерабатывающих предприятий</w:t>
+      </w:r>
+      <w:r>
+        <w:rPr>
+          <w:rFonts w:ascii="Times New Roman" w:eastAsia="Times New Roman" w:hAnsi="Times New Roman" w:cs="Times New Roman"/>
+          <w:sz w:val="28"/>
+          <w:szCs w:val="28"/>
+        </w:rPr>
+        <w:t>» и готово принять аспиранта «</w:t>
+      </w:r>
+      <w:r>
+        <w:rPr>
+          <w:rFonts w:ascii="Times New Roman" w:eastAsia="Times New Roman" w:hAnsi="Times New Roman" w:cs="Times New Roman"/>
+          <w:sz w:val="28"/>
+          <w:szCs w:val="28"/>
+        </w:rPr>
+        <w:t>Нижегородск</w:t>
+      </w:r>
+      <w:r>
+        <w:rPr>
+          <w:rFonts w:ascii="Times New Roman" w:eastAsia="Times New Roman" w:hAnsi="Times New Roman" w:cs="Times New Roman"/>
+          <w:sz w:val="28"/>
+          <w:szCs w:val="28"/>
+        </w:rPr>
+        <w:t>ого</w:t>
+      </w:r>
+      <w:r>
+        <w:rPr>
+          <w:rFonts w:ascii="Times New Roman" w:eastAsia="Times New Roman" w:hAnsi="Times New Roman" w:cs="Times New Roman"/>
+          <w:sz w:val="28"/>
+          <w:szCs w:val="28"/>
+        </w:rPr>
+        <w:t xml:space="preserve"> Государственн</w:t>
+      </w:r>
+      <w:r>
+        <w:rPr>
+          <w:rFonts w:ascii="Times New Roman" w:eastAsia="Times New Roman" w:hAnsi="Times New Roman" w:cs="Times New Roman"/>
+          <w:sz w:val="28"/>
+          <w:szCs w:val="28"/>
+        </w:rPr>
+        <w:t>ого</w:t>
+      </w:r>
+      <w:r>
+        <w:rPr>
+          <w:rFonts w:ascii="Times New Roman" w:eastAsia="Times New Roman" w:hAnsi="Times New Roman" w:cs="Times New Roman"/>
+          <w:sz w:val="28"/>
+          <w:szCs w:val="28"/>
+        </w:rPr>
+        <w:t xml:space="preserve"> Техническ</w:t>
+      </w:r>
+      <w:r>
+        <w:rPr>
+          <w:rFonts w:ascii="Times New Roman" w:eastAsia="Times New Roman" w:hAnsi="Times New Roman" w:cs="Times New Roman"/>
+          <w:sz w:val="28"/>
+          <w:szCs w:val="28"/>
+        </w:rPr>
+        <w:t>ого</w:t>
+      </w:r>
+      <w:r>
+        <w:rPr>
+          <w:rFonts w:ascii="Times New Roman" w:eastAsia="Times New Roman" w:hAnsi="Times New Roman" w:cs="Times New Roman"/>
+          <w:sz w:val="28"/>
+          <w:szCs w:val="28"/>
+        </w:rPr>
+        <w:t xml:space="preserve"> Университет</w:t>
+      </w:r>
+      <w:r>
+        <w:rPr>
+          <w:rFonts w:ascii="Times New Roman" w:eastAsia="Times New Roman" w:hAnsi="Times New Roman" w:cs="Times New Roman"/>
+          <w:sz w:val="28"/>
+          <w:szCs w:val="28"/>
+        </w:rPr>
+        <w:t>а</w:t>
+      </w:r>
+      <w:r>
+        <w:rPr>
+          <w:rFonts w:ascii="Times New Roman" w:eastAsia="Times New Roman" w:hAnsi="Times New Roman" w:cs="Times New Roman"/>
+          <w:sz w:val="28"/>
+          <w:szCs w:val="28"/>
+        </w:rPr>
+        <w:t xml:space="preserve"> им. Р.Е. Алексеева</w:t>
+      </w:r>
+      <w:r>
+        <w:rPr>
+          <w:rFonts w:ascii="Times New Roman" w:eastAsia="Times New Roman" w:hAnsi="Times New Roman" w:cs="Times New Roman"/>
+          <w:sz w:val="28"/>
+          <w:szCs w:val="28"/>
+        </w:rPr>
+        <w:t xml:space="preserve">» </w:t>
+      </w:r>
+      <w:proofErr w:type="spellStart"/>
+      <w:r>
+        <w:rPr>
+          <w:rFonts w:ascii="Times New Roman" w:eastAsia="Times New Roman" w:hAnsi="Times New Roman" w:cs="Times New Roman"/>
+          <w:sz w:val="28"/>
+          <w:szCs w:val="28"/>
+        </w:rPr>
+        <w:t>Косякина</w:t>
+      </w:r>
+      <w:proofErr w:type="spellEnd"/>
+      <w:r>
+        <w:rPr>
+          <w:rFonts w:ascii="Times New Roman" w:eastAsia="Times New Roman" w:hAnsi="Times New Roman" w:cs="Times New Roman"/>
+          <w:sz w:val="28"/>
+          <w:szCs w:val="28"/>
+        </w:rPr>
+        <w:t xml:space="preserve"> Владимира Владиславовича</w:t>
+      </w:r>
+      <w:r>
+        <w:rPr>
+          <w:rFonts w:ascii="Times New Roman" w:eastAsia="Times New Roman" w:hAnsi="Times New Roman" w:cs="Times New Roman"/>
+          <w:sz w:val="28"/>
+          <w:szCs w:val="28"/>
+        </w:rPr>
+        <w:t xml:space="preserve"> на акселерацию проекта в период с </w:t>
+      </w:r>
+      <w:r>
+        <w:rPr>
+          <w:rFonts w:ascii="Times New Roman" w:eastAsia="Times New Roman" w:hAnsi="Times New Roman" w:cs="Times New Roman"/>
+          <w:sz w:val="28"/>
+          <w:szCs w:val="28"/>
+        </w:rPr>
+        <w:t>01.12.</w:t>
+      </w:r>
+      <w:r>
+        <w:rPr>
+          <w:rFonts w:ascii="Times New Roman" w:eastAsia="Times New Roman" w:hAnsi="Times New Roman" w:cs="Times New Roman"/>
+          <w:sz w:val="28"/>
+          <w:szCs w:val="28"/>
+        </w:rPr>
+        <w:t xml:space="preserve">2025 г. по </w:t>
+      </w:r>
+      <w:r>
+        <w:rPr>
+          <w:rFonts w:ascii="Times New Roman" w:eastAsia="Times New Roman" w:hAnsi="Times New Roman" w:cs="Times New Roman"/>
+          <w:sz w:val="28"/>
+          <w:szCs w:val="28"/>
+        </w:rPr>
+        <w:t>31</w:t>
+      </w:r>
+      <w:r>
+        <w:rPr>
+          <w:rFonts w:ascii="Times New Roman" w:eastAsia="Times New Roman" w:hAnsi="Times New Roman" w:cs="Times New Roman"/>
+          <w:sz w:val="28"/>
+          <w:szCs w:val="28"/>
+        </w:rPr>
+        <w:t>.</w:t>
+      </w:r>
+      <w:r>
+        <w:rPr>
+          <w:rFonts w:ascii="Times New Roman" w:eastAsia="Times New Roman" w:hAnsi="Times New Roman" w:cs="Times New Roman"/>
+          <w:sz w:val="28"/>
+          <w:szCs w:val="28"/>
+        </w:rPr>
+        <w:t>12</w:t>
+      </w:r>
+      <w:r>
+        <w:rPr>
+          <w:rFonts w:ascii="Times New Roman" w:eastAsia="Times New Roman" w:hAnsi="Times New Roman" w:cs="Times New Roman"/>
+          <w:sz w:val="28"/>
+          <w:szCs w:val="28"/>
+        </w:rPr>
+        <w:t>.</w:t>
+      </w:r>
+      <w:r>
+        <w:rPr>
+          <w:rFonts w:ascii="Times New Roman" w:eastAsia="Times New Roman" w:hAnsi="Times New Roman" w:cs="Times New Roman"/>
+          <w:sz w:val="28"/>
+          <w:szCs w:val="28"/>
+        </w:rPr>
+        <w:t>2025</w:t>
+      </w:r>
+      <w:r>
+        <w:rPr>
+          <w:rFonts w:ascii="Times New Roman" w:eastAsia="Times New Roman" w:hAnsi="Times New Roman" w:cs="Times New Roman"/>
+          <w:sz w:val="28"/>
+          <w:szCs w:val="28"/>
+        </w:rPr>
+        <w:t xml:space="preserve"> г.</w:t>
       </w:r>
     </w:p>
     <w:p>
@@ -220,14 +446,14 @@
         <w:tblLook w:val="0400" w:firstRow="0" w:lastRow="0" w:firstColumn="0" w:lastColumn="0" w:noHBand="0" w:noVBand="1"/>
       </w:tblPr>
       <w:tblGrid>
-        <w:gridCol w:w="4679"/>
-        <w:gridCol w:w="4547"/>
-        <w:gridCol w:w="1122"/>
+        <w:gridCol w:w="5388"/>
+        <w:gridCol w:w="2835"/>
+        <w:gridCol w:w="2125"/>
       </w:tblGrid>
       <w:tr>
         <w:tc>
           <w:tcPr>
-            <w:tcW w:w="4679" w:type="dxa"/>
+            <w:tcW w:w="5388" w:type="dxa"/>
           </w:tcPr>
           <w:p>
             <w:pPr>
@@ -245,29 +471,37 @@
                 <w:sz w:val="28"/>
                 <w:szCs w:val="28"/>
               </w:rPr>
-              <w:t>Должность сотрудника, подписавшего письмо</w:t>
+              <w:t xml:space="preserve">Начальник центра цифрового моделирования </w:t>
+            </w:r>
+            <w:r>
+              <w:rPr>
+                <w:rFonts w:ascii="Times New Roman" w:eastAsia="Times New Roman" w:hAnsi="Times New Roman" w:cs="Times New Roman"/>
+                <w:sz w:val="28"/>
+                <w:szCs w:val="28"/>
+              </w:rPr>
+              <w:br/>
+            </w:r>
+            <w:r>
+              <w:rPr>
+                <w:rFonts w:ascii="Times New Roman" w:eastAsia="Times New Roman" w:hAnsi="Times New Roman" w:cs="Times New Roman"/>
+                <w:sz w:val="28"/>
+                <w:szCs w:val="28"/>
+              </w:rPr>
+              <w:t>ООО «</w:t>
+            </w:r>
+            <w:r>
+              <w:rPr>
+                <w:rFonts w:ascii="Times New Roman" w:eastAsia="Times New Roman" w:hAnsi="Times New Roman" w:cs="Times New Roman"/>
+                <w:sz w:val="28"/>
+                <w:szCs w:val="28"/>
+              </w:rPr>
+              <w:t>ЛИНК»</w:t>
             </w:r>
           </w:p>
         </w:tc>
         <w:tc>
           <w:tcPr>
-            <w:tcW w:w="4547" w:type="dxa"/>
-          </w:tcPr>
-          <w:p>
-            <w:pPr>
-              <w:widowControl w:val="0"/>
-              <w:jc w:val="right"/>
-              <w:rPr>
-                <w:rFonts w:ascii="Times New Roman" w:eastAsia="Times New Roman" w:hAnsi="Times New Roman" w:cs="Times New Roman"/>
-                <w:sz w:val="28"/>
-                <w:szCs w:val="28"/>
-              </w:rPr>
-            </w:pPr>
-          </w:p>
-        </w:tc>
-        <w:tc>
-          <w:tcPr>
-            <w:tcW w:w="1122" w:type="dxa"/>
+            <w:tcW w:w="2835" w:type="dxa"/>
           </w:tcPr>
           <w:p>
             <w:pPr>
@@ -285,7 +519,71 @@
                 <w:sz w:val="28"/>
                 <w:szCs w:val="28"/>
               </w:rPr>
-              <w:t>ФИО</w:t>
+              <w:t>__</w:t>
+            </w:r>
+            <w:r>
+              <w:rPr>
+                <w:rFonts w:ascii="Times New Roman" w:eastAsia="Times New Roman" w:hAnsi="Times New Roman" w:cs="Times New Roman"/>
+                <w:sz w:val="28"/>
+                <w:szCs w:val="28"/>
+              </w:rPr>
+              <w:t>__</w:t>
+            </w:r>
+            <w:r>
+              <w:rPr>
+                <w:rFonts w:ascii="Times New Roman" w:eastAsia="Times New Roman" w:hAnsi="Times New Roman" w:cs="Times New Roman"/>
+                <w:sz w:val="28"/>
+                <w:szCs w:val="28"/>
+              </w:rPr>
+              <w:t>______</w:t>
+            </w:r>
+          </w:p>
+        </w:tc>
+        <w:tc>
+          <w:tcPr>
+            <w:tcW w:w="2125" w:type="dxa"/>
+          </w:tcPr>
+          <w:p>
+            <w:pPr>
+              <w:widowControl w:val="0"/>
+              <w:jc w:val="right"/>
+              <w:rPr>
+                <w:rFonts w:ascii="Times New Roman" w:eastAsia="Times New Roman" w:hAnsi="Times New Roman" w:cs="Times New Roman"/>
+                <w:sz w:val="28"/>
+                <w:szCs w:val="28"/>
+              </w:rPr>
+            </w:pPr>
+            <w:r>
+              <w:rPr>
+                <w:rFonts w:ascii="Times New Roman" w:eastAsia="Times New Roman" w:hAnsi="Times New Roman" w:cs="Times New Roman"/>
+                <w:sz w:val="28"/>
+                <w:szCs w:val="28"/>
+              </w:rPr>
+              <w:t>Левченко Е</w:t>
+            </w:r>
+            <w:r>
+              <w:rPr>
+                <w:rFonts w:ascii="Times New Roman" w:eastAsia="Times New Roman" w:hAnsi="Times New Roman" w:cs="Times New Roman"/>
+                <w:sz w:val="28"/>
+                <w:szCs w:val="28"/>
+              </w:rPr>
+              <w:t>.</w:t>
+            </w:r>
+            <w:r>
+              <w:rPr>
+                <w:rFonts w:ascii="Times New Roman" w:eastAsia="Times New Roman" w:hAnsi="Times New Roman" w:cs="Times New Roman"/>
+                <w:sz w:val="28"/>
+                <w:szCs w:val="28"/>
+              </w:rPr>
+              <w:t xml:space="preserve"> Н</w:t>
+            </w:r>
+            <w:r>
+              <w:rPr>
+                <w:rFonts w:ascii="Times New Roman" w:eastAsia="Times New Roman" w:hAnsi="Times New Roman" w:cs="Times New Roman"/>
+                <w:sz w:val="28"/>
+                <w:szCs w:val="28"/>
+              </w:rPr>
+              <w:t>.</w:t>
             </w:r>
           </w:p>
         </w:tc>
@@ -315,22 +613,6 @@
           <w:i/>
         </w:rPr>
       </w:pPr>
-    </w:p>
-    <w:p>
-      <w:pPr>
-        <w:ind w:left="720"/>
-        <w:rPr>
-          <w:rFonts w:ascii="Times New Roman" w:eastAsia="Times New Roman" w:hAnsi="Times New Roman" w:cs="Times New Roman"/>
-          <w:i/>
-        </w:rPr>
-      </w:pPr>
-      <w:r>
-        <w:rPr>
-          <w:rFonts w:ascii="Times New Roman" w:eastAsia="Times New Roman" w:hAnsi="Times New Roman" w:cs="Times New Roman"/>
-          <w:i/>
-        </w:rPr>
-        <w:t>* - для аспирантов не указывается</w:t>
-      </w:r>
     </w:p>
     <w:sectPr>
       <w:headerReference w:type="default" r:id="rId7"/>
@@ -346,7 +628,7 @@
 </file>
 
 <file path=word/endnotes.xml><?xml version="1.0" encoding="utf-8"?>
-<w:endnotes xmlns:wpc="http://schemas.microsoft.com/office/word/2010/wordprocessingCanvas" xmlns:cx="http://schemas.microsoft.com/office/drawing/2014/chartex" xmlns:cx1="http://schemas.microsoft.com/office/drawing/2015/9/8/chartex" xmlns:cx2="http://schemas.microsoft.com/office/drawing/2015/10/21/chartex" xmlns:cx3="http://schemas.microsoft.com/office/drawing/2016/5/9/chartex" xmlns:cx4="http://schemas.microsoft.com/office/drawing/2016/5/10/chartex" xmlns:cx5="http://schemas.microsoft.com/office/drawing/2016/5/11/chartex" xmlns:cx6="http://schemas.microsoft.com/office/drawing/2016/5/12/chartex" xmlns:cx7="http://schemas.microsoft.com/office/drawing/2016/5/13/chartex" xmlns:cx8="http://schemas.microsoft.com/office/drawing/2016/5/14/chartex" xmlns:mc="http://schemas.openxmlformats.org/markup-compatibility/2006" xmlns:aink="http://schemas.microsoft.com/office/drawing/2016/ink" xmlns:am3d="http://schemas.microsoft.com/office/drawing/2017/model3d" xmlns:o="urn:schemas-microsoft-com:office:office" xmlns:oel="http://schemas.microsoft.com/office/2019/extlst" xmlns:r="http://schemas.openxmlformats.org/officeDocument/2006/relationships" xmlns:m="http://schemas.openxmlformats.org/officeDocument/2006/math" xmlns:v="urn:schemas-microsoft-com:vml" xmlns:wp14="http://schemas.microsoft.com/office/word/2010/wordprocessingDrawing" xmlns:wp="http://schemas.openxmlformats.org/drawingml/2006/wordprocessingDrawing" xmlns:w10="urn:schemas-microsoft-com:office:word" xmlns:w="http://schemas.openxmlformats.org/wordprocessingml/2006/main" xmlns:w14="http://schemas.microsoft.com/office/word/2010/wordml" xmlns:w15="http://schemas.microsoft.com/office/word/2012/wordml" xmlns:w16cex="http://schemas.microsoft.com/office/word/2018/wordml/cex" xmlns:w16cid="http://schemas.microsoft.com/office/word/2016/wordml/cid" xmlns:w16="http://schemas.microsoft.com/office/word/2018/wordml" xmlns:w16sdtdh="http://schemas.microsoft.com/office/word/2020/wordml/sdtdatahash" xmlns:w16se="http://schemas.microsoft.com/office/word/2015/wordml/symex" xmlns:wpg="http://schemas.microsoft.com/office/word/2010/wordprocessingGroup" xmlns:wpi="http://schemas.microsoft.com/office/word/2010/wordprocessingInk" xmlns:wne="http://schemas.microsoft.com/office/word/2006/wordml" xmlns:wps="http://schemas.microsoft.com/office/word/2010/wordprocessingShape" mc:Ignorable="w14 w15 w16se w16cid w16 w16cex w16sdtdh wp14">
+<w:endnotes xmlns:wpc="http://schemas.microsoft.com/office/word/2010/wordprocessingCanvas" xmlns:cx="http://schemas.microsoft.com/office/drawing/2014/chartex" xmlns:cx1="http://schemas.microsoft.com/office/drawing/2015/9/8/chartex" xmlns:cx2="http://schemas.microsoft.com/office/drawing/2015/10/21/chartex" xmlns:cx3="http://schemas.microsoft.com/office/drawing/2016/5/9/chartex" xmlns:cx4="http://schemas.microsoft.com/office/drawing/2016/5/10/chartex" xmlns:cx5="http://schemas.microsoft.com/office/drawing/2016/5/11/chartex" xmlns:cx6="http://schemas.microsoft.com/office/drawing/2016/5/12/chartex" xmlns:cx7="http://schemas.microsoft.com/office/drawing/2016/5/13/chartex" xmlns:cx8="http://schemas.microsoft.com/office/drawing/2016/5/14/chartex" xmlns:mc="http://schemas.openxmlformats.org/markup-compatibility/2006" xmlns:aink="http://schemas.microsoft.com/office/drawing/2016/ink" xmlns:am3d="http://schemas.microsoft.com/office/drawing/2017/model3d" xmlns:o="urn:schemas-microsoft-com:office:office" xmlns:r="http://schemas.openxmlformats.org/officeDocument/2006/relationships" xmlns:m="http://schemas.openxmlformats.org/officeDocument/2006/math" xmlns:v="urn:schemas-microsoft-com:vml" xmlns:wp14="http://schemas.microsoft.com/office/word/2010/wordprocessingDrawing" xmlns:wp="http://schemas.openxmlformats.org/drawingml/2006/wordprocessingDrawing" xmlns:w10="urn:schemas-microsoft-com:office:word" xmlns:w="http://schemas.openxmlformats.org/wordprocessingml/2006/main" xmlns:w14="http://schemas.microsoft.com/office/word/2010/wordml" xmlns:w15="http://schemas.microsoft.com/office/word/2012/wordml" xmlns:w16cex="http://schemas.microsoft.com/office/word/2018/wordml/cex" xmlns:w16cid="http://schemas.microsoft.com/office/word/2016/wordml/cid" xmlns:w16="http://schemas.microsoft.com/office/word/2018/wordml" xmlns:w16sdtdh="http://schemas.microsoft.com/office/word/2020/wordml/sdtdatahash" xmlns:w16se="http://schemas.microsoft.com/office/word/2015/wordml/symex" xmlns:wpg="http://schemas.microsoft.com/office/word/2010/wordprocessingGroup" xmlns:wpi="http://schemas.microsoft.com/office/word/2010/wordprocessingInk" xmlns:wne="http://schemas.microsoft.com/office/word/2006/wordml" xmlns:wps="http://schemas.microsoft.com/office/word/2010/wordprocessingShape" mc:Ignorable="w14 w15 w16se w16cid w16 w16cex w16sdtdh wp14">
   <w:endnote w:type="separator" w:id="-1">
     <w:p>
       <w:pPr>
@@ -371,7 +653,7 @@
 </file>
 
 <file path=word/footnotes.xml><?xml version="1.0" encoding="utf-8"?>
-<w:footnotes xmlns:wpc="http://schemas.microsoft.com/office/word/2010/wordprocessingCanvas" xmlns:cx="http://schemas.microsoft.com/office/drawing/2014/chartex" xmlns:cx1="http://schemas.microsoft.com/office/drawing/2015/9/8/chartex" xmlns:cx2="http://schemas.microsoft.com/office/drawing/2015/10/21/chartex" xmlns:cx3="http://schemas.microsoft.com/office/drawing/2016/5/9/chartex" xmlns:cx4="http://schemas.microsoft.com/office/drawing/2016/5/10/chartex" xmlns:cx5="http://schemas.microsoft.com/office/drawing/2016/5/11/chartex" xmlns:cx6="http://schemas.microsoft.com/office/drawing/2016/5/12/chartex" xmlns:cx7="http://schemas.microsoft.com/office/drawing/2016/5/13/chartex" xmlns:cx8="http://schemas.microsoft.com/office/drawing/2016/5/14/chartex" xmlns:mc="http://schemas.openxmlformats.org/markup-compatibility/2006" xmlns:aink="http://schemas.microsoft.com/office/drawing/2016/ink" xmlns:am3d="http://schemas.microsoft.com/office/drawing/2017/model3d" xmlns:o="urn:schemas-microsoft-com:office:office" xmlns:oel="http://schemas.microsoft.com/office/2019/extlst" xmlns:r="http://schemas.openxmlformats.org/officeDocument/2006/relationships" xmlns:m="http://schemas.openxmlformats.org/officeDocument/2006/math" xmlns:v="urn:schemas-microsoft-com:vml" xmlns:wp14="http://schemas.microsoft.com/office/word/2010/wordprocessingDrawing" xmlns:wp="http://schemas.openxmlformats.org/drawingml/2006/wordprocessingDrawing" xmlns:w10="urn:schemas-microsoft-com:office:word" xmlns:w="http://schemas.openxmlformats.org/wordprocessingml/2006/main" xmlns:w14="http://schemas.microsoft.com/office/word/2010/wordml" xmlns:w15="http://schemas.microsoft.com/office/word/2012/wordml" xmlns:w16cex="http://schemas.microsoft.com/office/word/2018/wordml/cex" xmlns:w16cid="http://schemas.microsoft.com/office/word/2016/wordml/cid" xmlns:w16="http://schemas.microsoft.com/office/word/2018/wordml" xmlns:w16sdtdh="http://schemas.microsoft.com/office/word/2020/wordml/sdtdatahash" xmlns:w16se="http://schemas.microsoft.com/office/word/2015/wordml/symex" xmlns:wpg="http://schemas.microsoft.com/office/word/2010/wordprocessingGroup" xmlns:wpi="http://schemas.microsoft.com/office/word/2010/wordprocessingInk" xmlns:wne="http://schemas.microsoft.com/office/word/2006/wordml" xmlns:wps="http://schemas.microsoft.com/office/word/2010/wordprocessingShape" mc:Ignorable="w14 w15 w16se w16cid w16 w16cex w16sdtdh wp14">
+<w:footnotes xmlns:wpc="http://schemas.microsoft.com/office/word/2010/wordprocessingCanvas" xmlns:cx="http://schemas.microsoft.com/office/drawing/2014/chartex" xmlns:cx1="http://schemas.microsoft.com/office/drawing/2015/9/8/chartex" xmlns:cx2="http://schemas.microsoft.com/office/drawing/2015/10/21/chartex" xmlns:cx3="http://schemas.microsoft.com/office/drawing/2016/5/9/chartex" xmlns:cx4="http://schemas.microsoft.com/office/drawing/2016/5/10/chartex" xmlns:cx5="http://schemas.microsoft.com/office/drawing/2016/5/11/chartex" xmlns:cx6="http://schemas.microsoft.com/office/drawing/2016/5/12/chartex" xmlns:cx7="http://schemas.microsoft.com/office/drawing/2016/5/13/chartex" xmlns:cx8="http://schemas.microsoft.com/office/drawing/2016/5/14/chartex" xmlns:mc="http://schemas.openxmlformats.org/markup-compatibility/2006" xmlns:aink="http://schemas.microsoft.com/office/drawing/2016/ink" xmlns:am3d="http://schemas.microsoft.com/office/drawing/2017/model3d" xmlns:o="urn:schemas-microsoft-com:office:office" xmlns:r="http://schemas.openxmlformats.org/officeDocument/2006/relationships" xmlns:m="http://schemas.openxmlformats.org/officeDocument/2006/math" xmlns:v="urn:schemas-microsoft-com:vml" xmlns:wp14="http://schemas.microsoft.com/office/word/2010/wordprocessingDrawing" xmlns:wp="http://schemas.openxmlformats.org/drawingml/2006/wordprocessingDrawing" xmlns:w10="urn:schemas-microsoft-com:office:word" xmlns:w="http://schemas.openxmlformats.org/wordprocessingml/2006/main" xmlns:w14="http://schemas.microsoft.com/office/word/2010/wordml" xmlns:w15="http://schemas.microsoft.com/office/word/2012/wordml" xmlns:w16cex="http://schemas.microsoft.com/office/word/2018/wordml/cex" xmlns:w16cid="http://schemas.microsoft.com/office/word/2016/wordml/cid" xmlns:w16="http://schemas.microsoft.com/office/word/2018/wordml" xmlns:w16sdtdh="http://schemas.microsoft.com/office/word/2020/wordml/sdtdatahash" xmlns:w16se="http://schemas.microsoft.com/office/word/2015/wordml/symex" xmlns:wpg="http://schemas.microsoft.com/office/word/2010/wordprocessingGroup" xmlns:wpi="http://schemas.microsoft.com/office/word/2010/wordprocessingInk" xmlns:wne="http://schemas.microsoft.com/office/word/2006/wordml" xmlns:wps="http://schemas.microsoft.com/office/word/2010/wordprocessingShape" mc:Ignorable="w14 w15 w16se w16cid w16 w16cex w16sdtdh wp14">
   <w:footnote w:type="separator" w:id="-1">
     <w:p>
       <w:pPr>
@@ -396,7 +678,7 @@
 </file>
 
 <file path=word/header1.xml><?xml version="1.0" encoding="utf-8"?>
-<w:hdr xmlns:wpc="http://schemas.microsoft.com/office/word/2010/wordprocessingCanvas" xmlns:cx="http://schemas.microsoft.com/office/drawing/2014/chartex" xmlns:cx1="http://schemas.microsoft.com/office/drawing/2015/9/8/chartex" xmlns:cx2="http://schemas.microsoft.com/office/drawing/2015/10/21/chartex" xmlns:cx3="http://schemas.microsoft.com/office/drawing/2016/5/9/chartex" xmlns:cx4="http://schemas.microsoft.com/office/drawing/2016/5/10/chartex" xmlns:cx5="http://schemas.microsoft.com/office/drawing/2016/5/11/chartex" xmlns:cx6="http://schemas.microsoft.com/office/drawing/2016/5/12/chartex" xmlns:cx7="http://schemas.microsoft.com/office/drawing/2016/5/13/chartex" xmlns:cx8="http://schemas.microsoft.com/office/drawing/2016/5/14/chartex" xmlns:mc="http://schemas.openxmlformats.org/markup-compatibility/2006" xmlns:aink="http://schemas.microsoft.com/office/drawing/2016/ink" xmlns:am3d="http://schemas.microsoft.com/office/drawing/2017/model3d" xmlns:o="urn:schemas-microsoft-com:office:office" xmlns:oel="http://schemas.microsoft.com/office/2019/extlst" xmlns:r="http://schemas.openxmlformats.org/officeDocument/2006/relationships" xmlns:m="http://schemas.openxmlformats.org/officeDocument/2006/math" xmlns:v="urn:schemas-microsoft-com:vml" xmlns:wp14="http://schemas.microsoft.com/office/word/2010/wordprocessingDrawing" xmlns:wp="http://schemas.openxmlformats.org/drawingml/2006/wordprocessingDrawing" xmlns:w10="urn:schemas-microsoft-com:office:word" xmlns:w="http://schemas.openxmlformats.org/wordprocessingml/2006/main" xmlns:w14="http://schemas.microsoft.com/office/word/2010/wordml" xmlns:w15="http://schemas.microsoft.com/office/word/2012/wordml" xmlns:w16cex="http://schemas.microsoft.com/office/word/2018/wordml/cex" xmlns:w16cid="http://schemas.microsoft.com/office/word/2016/wordml/cid" xmlns:w16="http://schemas.microsoft.com/office/word/2018/wordml" xmlns:w16sdtdh="http://schemas.microsoft.com/office/word/2020/wordml/sdtdatahash" xmlns:w16se="http://schemas.microsoft.com/office/word/2015/wordml/symex" xmlns:wpg="http://schemas.microsoft.com/office/word/2010/wordprocessingGroup" xmlns:wpi="http://schemas.microsoft.com/office/word/2010/wordprocessingInk" xmlns:wne="http://schemas.microsoft.com/office/word/2006/wordml" xmlns:wps="http://schemas.microsoft.com/office/word/2010/wordprocessingShape" mc:Ignorable="w14 w15 w16se w16cid w16 w16cex w16sdtdh wp14">
+<w:hdr xmlns:wpc="http://schemas.microsoft.com/office/word/2010/wordprocessingCanvas" xmlns:cx="http://schemas.microsoft.com/office/drawing/2014/chartex" xmlns:cx1="http://schemas.microsoft.com/office/drawing/2015/9/8/chartex" xmlns:cx2="http://schemas.microsoft.com/office/drawing/2015/10/21/chartex" xmlns:cx3="http://schemas.microsoft.com/office/drawing/2016/5/9/chartex" xmlns:cx4="http://schemas.microsoft.com/office/drawing/2016/5/10/chartex" xmlns:cx5="http://schemas.microsoft.com/office/drawing/2016/5/11/chartex" xmlns:cx6="http://schemas.microsoft.com/office/drawing/2016/5/12/chartex" xmlns:cx7="http://schemas.microsoft.com/office/drawing/2016/5/13/chartex" xmlns:cx8="http://schemas.microsoft.com/office/drawing/2016/5/14/chartex" xmlns:mc="http://schemas.openxmlformats.org/markup-compatibility/2006" xmlns:aink="http://schemas.microsoft.com/office/drawing/2016/ink" xmlns:am3d="http://schemas.microsoft.com/office/drawing/2017/model3d" xmlns:o="urn:schemas-microsoft-com:office:office" xmlns:r="http://schemas.openxmlformats.org/officeDocument/2006/relationships" xmlns:m="http://schemas.openxmlformats.org/officeDocument/2006/math" xmlns:v="urn:schemas-microsoft-com:vml" xmlns:wp14="http://schemas.microsoft.com/office/word/2010/wordprocessingDrawing" xmlns:wp="http://schemas.openxmlformats.org/drawingml/2006/wordprocessingDrawing" xmlns:w10="urn:schemas-microsoft-com:office:word" xmlns:w="http://schemas.openxmlformats.org/wordprocessingml/2006/main" xmlns:w14="http://schemas.microsoft.com/office/word/2010/wordml" xmlns:w15="http://schemas.microsoft.com/office/word/2012/wordml" xmlns:w16cex="http://schemas.microsoft.com/office/word/2018/wordml/cex" xmlns:w16cid="http://schemas.microsoft.com/office/word/2016/wordml/cid" xmlns:w16="http://schemas.microsoft.com/office/word/2018/wordml" xmlns:w16sdtdh="http://schemas.microsoft.com/office/word/2020/wordml/sdtdatahash" xmlns:w16se="http://schemas.microsoft.com/office/word/2015/wordml/symex" xmlns:wpg="http://schemas.microsoft.com/office/word/2010/wordprocessingGroup" xmlns:wpi="http://schemas.microsoft.com/office/word/2010/wordprocessingInk" xmlns:wne="http://schemas.microsoft.com/office/word/2006/wordml" xmlns:wps="http://schemas.microsoft.com/office/word/2010/wordprocessingShape" mc:Ignorable="w14 w15 w16se w16cid w16 w16cex w16sdtdh wp14">
   <w:p>
     <w:pPr>
       <w:jc w:val="right"/>
